--- a/DOCS_DA_CONVERTIRE/psontuoso_it.docx
+++ b/DOCS_DA_CONVERTIRE/psontuoso_it.docx
@@ -4,20 +4,324 @@
   <w:body>
     <w:p>
       <w:r>
-        <w:t xml:space="preserve">• Arco 1 (Arco Bonaccorsi) </w:t>
-      </w:r>
-    </w:p>
-    <w:p>
-      <w:pPr>
-        <w:spacing w:after="0"/>
-      </w:pPr>
+        <w:t xml:space="preserve">Il </w:t>
+      </w:r>
+      <w:r>
+        <w:rPr>
+          <w:b/>
+          <w:bCs/>
+        </w:rPr>
+        <w:t>Portone Sontuoso</w:t>
+      </w:r>
+      <w:r>
+        <w:t xml:space="preserve"> è molto più di un semplice ingresso; è l’imponente "biglietto da visita" che dà il via alla salita più iconica di Bologna. Situato in via Saragozza, è il punto esatto in cui il portico si stacca dalla città per iniziare la sua ascesa verso il Colle della Guardia.</w:t>
+      </w:r>
+    </w:p>
+    <w:p/>
+    <w:p>
+      <w:r>
+        <w:rPr>
+          <w:noProof/>
+        </w:rPr>
+        <w:drawing>
+          <wp:inline distT="0" distB="0" distL="0" distR="0" wp14:anchorId="7F92F941" wp14:editId="6FAB6955">
+            <wp:extent cx="4178808" cy="2782824"/>
+            <wp:effectExtent l="0" t="0" r="0" b="0"/>
+            <wp:docPr id="1099843620" name="Immagine 2" descr="Immagine che contiene aria aperta, cielo, edificio, strada&#10;&#10;Il contenuto generato dall'IA potrebbe non essere corretto."/>
+            <wp:cNvGraphicFramePr>
+              <a:graphicFrameLocks xmlns:a="http://schemas.openxmlformats.org/drawingml/2006/main" noChangeAspect="1"/>
+            </wp:cNvGraphicFramePr>
+            <a:graphic xmlns:a="http://schemas.openxmlformats.org/drawingml/2006/main">
+              <a:graphicData uri="http://schemas.openxmlformats.org/drawingml/2006/picture">
+                <pic:pic xmlns:pic="http://schemas.openxmlformats.org/drawingml/2006/picture">
+                  <pic:nvPicPr>
+                    <pic:cNvPr id="1099843620" name="Immagine 2" descr="Immagine che contiene aria aperta, cielo, edificio, strada&#10;&#10;Il contenuto generato dall'IA potrebbe non essere corretto."/>
+                    <pic:cNvPicPr/>
+                  </pic:nvPicPr>
+                  <pic:blipFill>
+                    <a:blip r:embed="rId5" cstate="print">
+                      <a:extLst>
+                        <a:ext uri="{28A0092B-C50C-407E-A947-70E740481C1C}">
+                          <a14:useLocalDpi xmlns:a14="http://schemas.microsoft.com/office/drawing/2010/main" val="0"/>
+                        </a:ext>
+                      </a:extLst>
+                    </a:blip>
+                    <a:stretch>
+                      <a:fillRect/>
+                    </a:stretch>
+                  </pic:blipFill>
+                  <pic:spPr>
+                    <a:xfrm>
+                      <a:off x="0" y="0"/>
+                      <a:ext cx="4178808" cy="2782824"/>
+                    </a:xfrm>
+                    <a:prstGeom prst="rect">
+                      <a:avLst/>
+                    </a:prstGeom>
+                  </pic:spPr>
+                </pic:pic>
+              </a:graphicData>
+            </a:graphic>
+          </wp:inline>
+        </w:drawing>
+      </w:r>
+    </w:p>
+    <w:p>
+      <w:pPr>
+        <w:rPr>
+          <w:noProof/>
+        </w:rPr>
+      </w:pPr>
+      <w:r>
+        <w:rPr>
+          <w:noProof/>
+        </w:rPr>
+        <w:t>[SPLIT_BLOCK:Portone_Sontuoso.jpg]</w:t>
+      </w:r>
+    </w:p>
+    <w:p>
+      <w:r>
+        <w:t>Ecco i dettagli principali su questo capolavoro architettonico:</w:t>
+      </w:r>
+    </w:p>
+    <w:p>
+      <w:pPr>
+        <w:rPr>
+          <w:b/>
+          <w:bCs/>
+        </w:rPr>
+      </w:pPr>
+      <w:r>
+        <w:rPr>
+          <w:b/>
+          <w:bCs/>
+        </w:rPr>
+        <w:t>1. L'Architettura e il Simbolismo</w:t>
+      </w:r>
+    </w:p>
+    <w:p>
+      <w:r>
+        <w:t xml:space="preserve">Costruito nel </w:t>
+      </w:r>
+      <w:r>
+        <w:rPr>
+          <w:b/>
+          <w:bCs/>
+        </w:rPr>
+        <w:t>1674</w:t>
+      </w:r>
+      <w:r>
+        <w:t xml:space="preserve">, l'arco fu progettato dall'architetto </w:t>
+      </w:r>
+      <w:r>
+        <w:rPr>
+          <w:b/>
+          <w:bCs/>
+        </w:rPr>
+        <w:t>Gian Giacomo Monti</w:t>
+      </w:r>
+      <w:r>
+        <w:t>.</w:t>
+      </w:r>
+    </w:p>
+    <w:p>
+      <w:pPr>
+        <w:numPr>
+          <w:ilvl w:val="0"/>
+          <w:numId w:val="1"/>
+        </w:numPr>
+      </w:pPr>
+      <w:r>
+        <w:rPr>
+          <w:b/>
+          <w:bCs/>
+        </w:rPr>
+        <w:t>Struttura:</w:t>
+      </w:r>
+      <w:r>
+        <w:t xml:space="preserve"> Si presenta come un arco trionfale di ordine corinzio, monumentale e decisamente più alto e ornato rispetto alle restanti 665 arcate del portico.</w:t>
+      </w:r>
+    </w:p>
+    <w:p>
+      <w:pPr>
+        <w:numPr>
+          <w:ilvl w:val="0"/>
+          <w:numId w:val="1"/>
+        </w:numPr>
+      </w:pPr>
+      <w:r>
+        <w:rPr>
+          <w:b/>
+          <w:bCs/>
+        </w:rPr>
+        <w:t>Funzione:</w:t>
+      </w:r>
+      <w:r>
+        <w:t xml:space="preserve"> Serve a marcare il passaggio dal mondo "profano" della città a quello "sacro" del cammino devozionale. È l'inizio di un percorso lungo quasi 4 chilometri che simboleggia il corpo del serpente (il demonio) schiacciato ai piedi della Madonna (il Santuario).</w:t>
+      </w:r>
+    </w:p>
+    <w:p>
+      <w:pPr>
+        <w:rPr>
+          <w:b/>
+          <w:bCs/>
+        </w:rPr>
+      </w:pPr>
+      <w:r>
+        <w:rPr>
+          <w:b/>
+          <w:bCs/>
+        </w:rPr>
+        <w:t>2. Perché si chiama "Sontuoso"?</w:t>
+      </w:r>
+    </w:p>
+    <w:p>
+      <w:r>
+        <w:t>Il nome non è un'esagerazione moderna, ma deriva dalla sua ricchezza decorativa rispetto alla sobrietà del resto del tracciato.</w:t>
+      </w:r>
+    </w:p>
+    <w:p>
+      <w:pPr>
+        <w:numPr>
+          <w:ilvl w:val="0"/>
+          <w:numId w:val="2"/>
+        </w:numPr>
+      </w:pPr>
+      <w:r>
+        <w:t xml:space="preserve">È adornato con lo stemma della famiglia dei </w:t>
+      </w:r>
+      <w:r>
+        <w:rPr>
+          <w:b/>
+          <w:bCs/>
+        </w:rPr>
+        <w:t>Bonaccorsi</w:t>
+      </w:r>
+      <w:r>
+        <w:t>, che ne finanziò la costruzione.</w:t>
+      </w:r>
+    </w:p>
+    <w:p>
+      <w:pPr>
+        <w:numPr>
+          <w:ilvl w:val="0"/>
+          <w:numId w:val="2"/>
+        </w:numPr>
+      </w:pPr>
+      <w:r>
+        <w:t>Presenta iscrizioni latine e decorazioni in rilievo che celebrano la protezione della Vergine sulla città di Bologna.</w:t>
+      </w:r>
+    </w:p>
+    <w:p>
+      <w:pPr>
+        <w:rPr>
+          <w:b/>
+          <w:bCs/>
+        </w:rPr>
+      </w:pPr>
+      <w:r>
+        <w:rPr>
+          <w:b/>
+          <w:bCs/>
+        </w:rPr>
+        <w:t>3. Una Curiosità Storica</w:t>
+      </w:r>
+    </w:p>
+    <w:p>
+      <w:r>
+        <w:lastRenderedPageBreak/>
+        <w:t>Nonostante oggi lo vediamo perfettamente integrato nel tessuto urbano, all'epoca della costruzione il Portone Sontuoso rappresentava una vera sfida ingegneristica e logistica. Doveva infatti raccordare il tratto di pianura (costruito tra il 1674 e il 1676) con l'inizio della salita ripida che porta al Meloncello.</w:t>
+      </w:r>
+    </w:p>
+    <w:p>
+      <w:r>
+        <w:rPr>
+          <w:noProof/>
+        </w:rPr>
+        <w:drawing>
+          <wp:inline distT="0" distB="0" distL="0" distR="0" wp14:anchorId="227264A1" wp14:editId="59A5B6DD">
+            <wp:extent cx="6120130" cy="4230370"/>
+            <wp:effectExtent l="0" t="0" r="0" b="0"/>
+            <wp:docPr id="839768103" name="Immagine 1" descr="Immagine che contiene disegno, schizzo, testo, bianco e nero&#10;&#10;Il contenuto generato dall'IA potrebbe non essere corretto."/>
+            <wp:cNvGraphicFramePr>
+              <a:graphicFrameLocks xmlns:a="http://schemas.openxmlformats.org/drawingml/2006/main" noChangeAspect="1"/>
+            </wp:cNvGraphicFramePr>
+            <a:graphic xmlns:a="http://schemas.openxmlformats.org/drawingml/2006/main">
+              <a:graphicData uri="http://schemas.openxmlformats.org/drawingml/2006/picture">
+                <pic:pic xmlns:pic="http://schemas.openxmlformats.org/drawingml/2006/picture">
+                  <pic:nvPicPr>
+                    <pic:cNvPr id="839768103" name="Immagine 1" descr="Immagine che contiene disegno, schizzo, testo, bianco e nero&#10;&#10;Il contenuto generato dall'IA potrebbe non essere corretto."/>
+                    <pic:cNvPicPr/>
+                  </pic:nvPicPr>
+                  <pic:blipFill>
+                    <a:blip r:embed="rId6">
+                      <a:extLst>
+                        <a:ext uri="{28A0092B-C50C-407E-A947-70E740481C1C}">
+                          <a14:useLocalDpi xmlns:a14="http://schemas.microsoft.com/office/drawing/2010/main" val="0"/>
+                        </a:ext>
+                      </a:extLst>
+                    </a:blip>
+                    <a:stretch>
+                      <a:fillRect/>
+                    </a:stretch>
+                  </pic:blipFill>
+                  <pic:spPr>
+                    <a:xfrm>
+                      <a:off x="0" y="0"/>
+                      <a:ext cx="6120130" cy="4230370"/>
+                    </a:xfrm>
+                    <a:prstGeom prst="rect">
+                      <a:avLst/>
+                    </a:prstGeom>
+                  </pic:spPr>
+                </pic:pic>
+              </a:graphicData>
+            </a:graphic>
+          </wp:inline>
+        </w:drawing>
+      </w:r>
+      <w:r>
+        <w:rPr>
+          <w:noProof/>
+        </w:rPr>
+        <w:t>[SPLIT_BLOCK:Disegno_</w:t>
+      </w:r>
+      <w:r>
+        <w:rPr>
+          <w:noProof/>
+        </w:rPr>
+        <w:t>Bonaccorsi</w:t>
+      </w:r>
+      <w:r>
+        <w:rPr>
+          <w:noProof/>
+        </w:rPr>
+        <w:t>]</w:t>
+      </w:r>
+      <w:r>
+        <w:t xml:space="preserve"> </w:t>
+      </w:r>
+    </w:p>
+    <w:p>
+      <w:pPr>
+        <w:spacing w:after="0"/>
+      </w:pPr>
+      <w:r>
+        <w:t xml:space="preserve">Nella lapide sotto il portico si legge: </w:t>
+      </w:r>
     </w:p>
     <w:p>
       <w:pPr>
         <w:spacing w:after="0"/>
         <w:jc w:val="center"/>
-      </w:pPr>
-      <w:r>
+        <w:rPr>
+          <w:noProof/>
+        </w:rPr>
+      </w:pPr>
+      <w:r>
+        <w:rPr>
+          <w:noProof/>
+        </w:rPr>
         <w:t>CLEMENTE X PONT OPT MAX</w:t>
       </w:r>
     </w:p>
@@ -25,8 +329,14 @@
       <w:pPr>
         <w:spacing w:after="0"/>
         <w:jc w:val="center"/>
-      </w:pPr>
-      <w:r>
+        <w:rPr>
+          <w:noProof/>
+        </w:rPr>
+      </w:pPr>
+      <w:r>
+        <w:rPr>
+          <w:noProof/>
+        </w:rPr>
         <w:t>BONACCURSIUS</w:t>
       </w:r>
     </w:p>
@@ -34,8 +344,14 @@
       <w:pPr>
         <w:spacing w:after="0"/>
         <w:jc w:val="center"/>
-      </w:pPr>
-      <w:r>
+        <w:rPr>
+          <w:noProof/>
+        </w:rPr>
+      </w:pPr>
+      <w:r>
+        <w:rPr>
+          <w:noProof/>
+        </w:rPr>
         <w:t>S R E CARDINALIS BONACCURSIUS</w:t>
       </w:r>
     </w:p>
@@ -43,8 +359,14 @@
       <w:pPr>
         <w:spacing w:after="0"/>
         <w:jc w:val="center"/>
-      </w:pPr>
-      <w:r>
+        <w:rPr>
+          <w:noProof/>
+        </w:rPr>
+      </w:pPr>
+      <w:r>
+        <w:rPr>
+          <w:noProof/>
+        </w:rPr>
         <w:t>BONONIAE DE LATERE LEGATUS</w:t>
       </w:r>
     </w:p>
@@ -52,8 +374,14 @@
       <w:pPr>
         <w:spacing w:after="0"/>
         <w:jc w:val="center"/>
-      </w:pPr>
-      <w:r>
+        <w:rPr>
+          <w:noProof/>
+        </w:rPr>
+      </w:pPr>
+      <w:r>
+        <w:rPr>
+          <w:noProof/>
+        </w:rPr>
         <w:t>SINGULARI</w:t>
       </w:r>
     </w:p>
@@ -61,8 +389,14 @@
       <w:pPr>
         <w:spacing w:after="0"/>
         <w:jc w:val="center"/>
-      </w:pPr>
-      <w:r>
+        <w:rPr>
+          <w:noProof/>
+        </w:rPr>
+      </w:pPr>
+      <w:r>
+        <w:rPr>
+          <w:noProof/>
+        </w:rPr>
         <w:t>CIVIUM ERGA BEATAM VIRG. PIETATI</w:t>
       </w:r>
     </w:p>
@@ -70,8 +404,14 @@
       <w:pPr>
         <w:spacing w:after="0"/>
         <w:jc w:val="center"/>
-      </w:pPr>
-      <w:r>
+        <w:rPr>
+          <w:noProof/>
+        </w:rPr>
+      </w:pPr>
+      <w:r>
+        <w:rPr>
+          <w:noProof/>
+        </w:rPr>
         <w:t>ELEGANTI HOC FORNICE PRAEIVIT</w:t>
       </w:r>
     </w:p>
@@ -79,8 +419,14 @@
       <w:pPr>
         <w:spacing w:after="0"/>
         <w:jc w:val="center"/>
-      </w:pPr>
-      <w:r>
+        <w:rPr>
+          <w:noProof/>
+        </w:rPr>
+      </w:pPr>
+      <w:r>
+        <w:rPr>
+          <w:noProof/>
+        </w:rPr>
         <w:t>ANNO IVB MDCLXXV</w:t>
       </w:r>
     </w:p>
@@ -88,8 +434,14 @@
       <w:pPr>
         <w:spacing w:after="0"/>
         <w:jc w:val="center"/>
-      </w:pPr>
-      <w:r>
+        <w:rPr>
+          <w:noProof/>
+        </w:rPr>
+      </w:pPr>
+      <w:r>
+        <w:rPr>
+          <w:noProof/>
+        </w:rPr>
         <w:t>LEGATIONIS II</w:t>
       </w:r>
     </w:p>
@@ -97,8 +449,14 @@
       <w:pPr>
         <w:spacing w:after="0"/>
         <w:jc w:val="center"/>
-      </w:pPr>
-      <w:r>
+        <w:rPr>
+          <w:noProof/>
+        </w:rPr>
+      </w:pPr>
+      <w:r>
+        <w:rPr>
+          <w:noProof/>
+        </w:rPr>
         <w:t>RAYMUNDUS COM. CAS. S. PETRI IN SABINIS</w:t>
       </w:r>
     </w:p>
@@ -106,8 +464,14 @@
       <w:pPr>
         <w:spacing w:after="0"/>
         <w:jc w:val="center"/>
-      </w:pPr>
-      <w:r>
+        <w:rPr>
+          <w:noProof/>
+        </w:rPr>
+      </w:pPr>
+      <w:r>
+        <w:rPr>
+          <w:noProof/>
+        </w:rPr>
         <w:t>ET ALY FRATRES DE BONACURSIS</w:t>
       </w:r>
     </w:p>
@@ -115,8 +479,14 @@
       <w:pPr>
         <w:spacing w:after="0"/>
         <w:jc w:val="center"/>
-      </w:pPr>
-      <w:r>
+        <w:rPr>
+          <w:noProof/>
+        </w:rPr>
+      </w:pPr>
+      <w:r>
+        <w:rPr>
+          <w:noProof/>
+        </w:rPr>
         <w:t>CARD. BONACURSIS EX FRAT. NEPOTES</w:t>
       </w:r>
     </w:p>
@@ -124,8 +494,14 @@
       <w:pPr>
         <w:spacing w:after="0"/>
         <w:jc w:val="center"/>
-      </w:pPr>
-      <w:r>
+        <w:rPr>
+          <w:noProof/>
+        </w:rPr>
+      </w:pPr>
+      <w:r>
+        <w:rPr>
+          <w:noProof/>
+        </w:rPr>
         <w:t>RESTAURARUNT</w:t>
       </w:r>
     </w:p>
@@ -135,6 +511,9 @@
         <w:jc w:val="center"/>
       </w:pPr>
       <w:r>
+        <w:rPr>
+          <w:noProof/>
+        </w:rPr>
         <w:t>ANNO SAL. MDCCXVI</w:t>
       </w:r>
     </w:p>
@@ -155,24 +534,13 @@
         <w:spacing w:after="0"/>
       </w:pPr>
       <w:r>
-        <w:t xml:space="preserve">“Essendo Clemente X </w:t>
-      </w:r>
-      <w:proofErr w:type="spellStart"/>
-      <w:r>
-        <w:t>Ponte</w:t>
-      </w:r>
-      <w:r>
-        <w:rPr>
-          <w:rFonts w:ascii="Aptos" w:hAnsi="Aptos" w:cs="Aptos"/>
-        </w:rPr>
-        <w:t>�</w:t>
-      </w:r>
-      <w:r>
-        <w:t>ce</w:t>
-      </w:r>
-      <w:proofErr w:type="spellEnd"/>
-      <w:r>
-        <w:t xml:space="preserve"> Ottimo Massimo, Bonaccorso Bonaccorsi cardinale di Santa Romana Chiesa, Legato di Bologna, precedette con questo elegante arco la pietà dei bolognesi verso la Beata Vergine, nell’anno giubilare 1675, secondo della sua legazione. </w:t>
+        <w:t>“Essendo Clemente X Ponte</w:t>
+      </w:r>
+      <w:r>
+        <w:t>fi</w:t>
+      </w:r>
+      <w:r>
+        <w:t xml:space="preserve">ce Ottimo Massimo, Bonaccorso Bonaccorsi cardinale di Santa Romana Chiesa, Legato di Bologna, precedette con questo elegante arco la pietà dei bolognesi verso la Beata Vergine, nell’anno giubilare 1675, secondo della sua legazione. </w:t>
       </w:r>
     </w:p>
     <w:p>
@@ -217,6 +585,315 @@
     </w:sectPr>
   </w:body>
 </w:document>
+</file>
+
+<file path=word/numbering.xml><?xml version="1.0" encoding="utf-8"?>
+<w:numbering xmlns:wpc="http://schemas.microsoft.com/office/word/2010/wordprocessingCanvas" xmlns:cx="http://schemas.microsoft.com/office/drawing/2014/chartex" xmlns:cx1="http://schemas.microsoft.com/office/drawing/2015/9/8/chartex" xmlns:cx2="http://schemas.microsoft.com/office/drawing/2015/10/21/chartex" xmlns:cx3="http://schemas.microsoft.com/office/drawing/2016/5/9/chartex" xmlns:cx4="http://schemas.microsoft.com/office/drawing/2016/5/10/chartex" xmlns:cx5="http://schemas.microsoft.com/office/drawing/2016/5/11/chartex" xmlns:cx6="http://schemas.microsoft.com/office/drawing/2016/5/12/chartex" xmlns:cx7="http://schemas.microsoft.com/office/drawing/2016/5/13/chartex" xmlns:cx8="http://schemas.microsoft.com/office/drawing/2016/5/14/chartex" xmlns:mc="http://schemas.openxmlformats.org/markup-compatibility/2006" xmlns:aink="http://schemas.microsoft.com/office/drawing/2016/ink" xmlns:am3d="http://schemas.microsoft.com/office/drawing/2017/model3d" xmlns:o="urn:schemas-microsoft-com:office:office" xmlns:oel="http://schemas.microsoft.com/office/2019/extlst" xmlns:r="http://schemas.openxmlformats.org/officeDocument/2006/relationships" xmlns:m="http://schemas.openxmlformats.org/officeDocument/2006/math" xmlns:v="urn:schemas-microsoft-com:vml" xmlns:wp14="http://schemas.microsoft.com/office/word/2010/wordprocessingDrawing" xmlns:wp="http://schemas.openxmlformats.org/drawingml/2006/wordprocessingDrawing" xmlns:w10="urn:schemas-microsoft-com:office:word" xmlns:w="http://schemas.openxmlformats.org/wordprocessingml/2006/main" xmlns:w14="http://schemas.microsoft.com/office/word/2010/wordml" xmlns:w15="http://schemas.microsoft.com/office/word/2012/wordml" xmlns:w16cex="http://schemas.microsoft.com/office/word/2018/wordml/cex" xmlns:w16cid="http://schemas.microsoft.com/office/word/2016/wordml/cid" xmlns:w16="http://schemas.microsoft.com/office/word/2018/wordml" xmlns:w16du="http://schemas.microsoft.com/office/word/2023/wordml/word16du" xmlns:w16sdtdh="http://schemas.microsoft.com/office/word/2020/wordml/sdtdatahash" xmlns:w16sdtfl="http://schemas.microsoft.com/office/word/2024/wordml/sdtformatlock" xmlns:w16se="http://schemas.microsoft.com/office/word/2015/wordml/symex" xmlns:wpg="http://schemas.microsoft.com/office/word/2010/wordprocessingGroup" xmlns:wpi="http://schemas.microsoft.com/office/word/2010/wordprocessingInk" xmlns:wne="http://schemas.microsoft.com/office/word/2006/wordml" xmlns:wps="http://schemas.microsoft.com/office/word/2010/wordprocessingShape" mc:Ignorable="w14 w15 w16se w16cid w16 w16cex w16sdtdh w16sdtfl w16du wp14">
+  <w:abstractNum w:abstractNumId="0" w15:restartNumberingAfterBreak="0">
+    <w:nsid w:val="282C4FE6"/>
+    <w:multiLevelType w:val="multilevel"/>
+    <w:tmpl w:val="05723ED0"/>
+    <w:lvl w:ilvl="0">
+      <w:start w:val="1"/>
+      <w:numFmt w:val="bullet"/>
+      <w:lvlText w:val=""/>
+      <w:lvlJc w:val="left"/>
+      <w:pPr>
+        <w:tabs>
+          <w:tab w:val="num" w:pos="720"/>
+        </w:tabs>
+        <w:ind w:left="720" w:hanging="360"/>
+      </w:pPr>
+      <w:rPr>
+        <w:rFonts w:ascii="Symbol" w:hAnsi="Symbol" w:hint="default"/>
+        <w:sz w:val="20"/>
+      </w:rPr>
+    </w:lvl>
+    <w:lvl w:ilvl="1" w:tentative="1">
+      <w:start w:val="1"/>
+      <w:numFmt w:val="bullet"/>
+      <w:lvlText w:val="o"/>
+      <w:lvlJc w:val="left"/>
+      <w:pPr>
+        <w:tabs>
+          <w:tab w:val="num" w:pos="1440"/>
+        </w:tabs>
+        <w:ind w:left="1440" w:hanging="360"/>
+      </w:pPr>
+      <w:rPr>
+        <w:rFonts w:ascii="Courier New" w:hAnsi="Courier New" w:hint="default"/>
+        <w:sz w:val="20"/>
+      </w:rPr>
+    </w:lvl>
+    <w:lvl w:ilvl="2" w:tentative="1">
+      <w:start w:val="1"/>
+      <w:numFmt w:val="bullet"/>
+      <w:lvlText w:val=""/>
+      <w:lvlJc w:val="left"/>
+      <w:pPr>
+        <w:tabs>
+          <w:tab w:val="num" w:pos="2160"/>
+        </w:tabs>
+        <w:ind w:left="2160" w:hanging="360"/>
+      </w:pPr>
+      <w:rPr>
+        <w:rFonts w:ascii="Wingdings" w:hAnsi="Wingdings" w:hint="default"/>
+        <w:sz w:val="20"/>
+      </w:rPr>
+    </w:lvl>
+    <w:lvl w:ilvl="3" w:tentative="1">
+      <w:start w:val="1"/>
+      <w:numFmt w:val="bullet"/>
+      <w:lvlText w:val=""/>
+      <w:lvlJc w:val="left"/>
+      <w:pPr>
+        <w:tabs>
+          <w:tab w:val="num" w:pos="2880"/>
+        </w:tabs>
+        <w:ind w:left="2880" w:hanging="360"/>
+      </w:pPr>
+      <w:rPr>
+        <w:rFonts w:ascii="Wingdings" w:hAnsi="Wingdings" w:hint="default"/>
+        <w:sz w:val="20"/>
+      </w:rPr>
+    </w:lvl>
+    <w:lvl w:ilvl="4" w:tentative="1">
+      <w:start w:val="1"/>
+      <w:numFmt w:val="bullet"/>
+      <w:lvlText w:val=""/>
+      <w:lvlJc w:val="left"/>
+      <w:pPr>
+        <w:tabs>
+          <w:tab w:val="num" w:pos="3600"/>
+        </w:tabs>
+        <w:ind w:left="3600" w:hanging="360"/>
+      </w:pPr>
+      <w:rPr>
+        <w:rFonts w:ascii="Wingdings" w:hAnsi="Wingdings" w:hint="default"/>
+        <w:sz w:val="20"/>
+      </w:rPr>
+    </w:lvl>
+    <w:lvl w:ilvl="5" w:tentative="1">
+      <w:start w:val="1"/>
+      <w:numFmt w:val="bullet"/>
+      <w:lvlText w:val=""/>
+      <w:lvlJc w:val="left"/>
+      <w:pPr>
+        <w:tabs>
+          <w:tab w:val="num" w:pos="4320"/>
+        </w:tabs>
+        <w:ind w:left="4320" w:hanging="360"/>
+      </w:pPr>
+      <w:rPr>
+        <w:rFonts w:ascii="Wingdings" w:hAnsi="Wingdings" w:hint="default"/>
+        <w:sz w:val="20"/>
+      </w:rPr>
+    </w:lvl>
+    <w:lvl w:ilvl="6" w:tentative="1">
+      <w:start w:val="1"/>
+      <w:numFmt w:val="bullet"/>
+      <w:lvlText w:val=""/>
+      <w:lvlJc w:val="left"/>
+      <w:pPr>
+        <w:tabs>
+          <w:tab w:val="num" w:pos="5040"/>
+        </w:tabs>
+        <w:ind w:left="5040" w:hanging="360"/>
+      </w:pPr>
+      <w:rPr>
+        <w:rFonts w:ascii="Wingdings" w:hAnsi="Wingdings" w:hint="default"/>
+        <w:sz w:val="20"/>
+      </w:rPr>
+    </w:lvl>
+    <w:lvl w:ilvl="7" w:tentative="1">
+      <w:start w:val="1"/>
+      <w:numFmt w:val="bullet"/>
+      <w:lvlText w:val=""/>
+      <w:lvlJc w:val="left"/>
+      <w:pPr>
+        <w:tabs>
+          <w:tab w:val="num" w:pos="5760"/>
+        </w:tabs>
+        <w:ind w:left="5760" w:hanging="360"/>
+      </w:pPr>
+      <w:rPr>
+        <w:rFonts w:ascii="Wingdings" w:hAnsi="Wingdings" w:hint="default"/>
+        <w:sz w:val="20"/>
+      </w:rPr>
+    </w:lvl>
+    <w:lvl w:ilvl="8" w:tentative="1">
+      <w:start w:val="1"/>
+      <w:numFmt w:val="bullet"/>
+      <w:lvlText w:val=""/>
+      <w:lvlJc w:val="left"/>
+      <w:pPr>
+        <w:tabs>
+          <w:tab w:val="num" w:pos="6480"/>
+        </w:tabs>
+        <w:ind w:left="6480" w:hanging="360"/>
+      </w:pPr>
+      <w:rPr>
+        <w:rFonts w:ascii="Wingdings" w:hAnsi="Wingdings" w:hint="default"/>
+        <w:sz w:val="20"/>
+      </w:rPr>
+    </w:lvl>
+  </w:abstractNum>
+  <w:abstractNum w:abstractNumId="1" w15:restartNumberingAfterBreak="0">
+    <w:nsid w:val="445240CB"/>
+    <w:multiLevelType w:val="multilevel"/>
+    <w:tmpl w:val="D7A8C848"/>
+    <w:lvl w:ilvl="0">
+      <w:start w:val="1"/>
+      <w:numFmt w:val="bullet"/>
+      <w:lvlText w:val=""/>
+      <w:lvlJc w:val="left"/>
+      <w:pPr>
+        <w:tabs>
+          <w:tab w:val="num" w:pos="720"/>
+        </w:tabs>
+        <w:ind w:left="720" w:hanging="360"/>
+      </w:pPr>
+      <w:rPr>
+        <w:rFonts w:ascii="Symbol" w:hAnsi="Symbol" w:hint="default"/>
+        <w:sz w:val="20"/>
+      </w:rPr>
+    </w:lvl>
+    <w:lvl w:ilvl="1" w:tentative="1">
+      <w:start w:val="1"/>
+      <w:numFmt w:val="bullet"/>
+      <w:lvlText w:val="o"/>
+      <w:lvlJc w:val="left"/>
+      <w:pPr>
+        <w:tabs>
+          <w:tab w:val="num" w:pos="1440"/>
+        </w:tabs>
+        <w:ind w:left="1440" w:hanging="360"/>
+      </w:pPr>
+      <w:rPr>
+        <w:rFonts w:ascii="Courier New" w:hAnsi="Courier New" w:hint="default"/>
+        <w:sz w:val="20"/>
+      </w:rPr>
+    </w:lvl>
+    <w:lvl w:ilvl="2" w:tentative="1">
+      <w:start w:val="1"/>
+      <w:numFmt w:val="bullet"/>
+      <w:lvlText w:val=""/>
+      <w:lvlJc w:val="left"/>
+      <w:pPr>
+        <w:tabs>
+          <w:tab w:val="num" w:pos="2160"/>
+        </w:tabs>
+        <w:ind w:left="2160" w:hanging="360"/>
+      </w:pPr>
+      <w:rPr>
+        <w:rFonts w:ascii="Wingdings" w:hAnsi="Wingdings" w:hint="default"/>
+        <w:sz w:val="20"/>
+      </w:rPr>
+    </w:lvl>
+    <w:lvl w:ilvl="3" w:tentative="1">
+      <w:start w:val="1"/>
+      <w:numFmt w:val="bullet"/>
+      <w:lvlText w:val=""/>
+      <w:lvlJc w:val="left"/>
+      <w:pPr>
+        <w:tabs>
+          <w:tab w:val="num" w:pos="2880"/>
+        </w:tabs>
+        <w:ind w:left="2880" w:hanging="360"/>
+      </w:pPr>
+      <w:rPr>
+        <w:rFonts w:ascii="Wingdings" w:hAnsi="Wingdings" w:hint="default"/>
+        <w:sz w:val="20"/>
+      </w:rPr>
+    </w:lvl>
+    <w:lvl w:ilvl="4" w:tentative="1">
+      <w:start w:val="1"/>
+      <w:numFmt w:val="bullet"/>
+      <w:lvlText w:val=""/>
+      <w:lvlJc w:val="left"/>
+      <w:pPr>
+        <w:tabs>
+          <w:tab w:val="num" w:pos="3600"/>
+        </w:tabs>
+        <w:ind w:left="3600" w:hanging="360"/>
+      </w:pPr>
+      <w:rPr>
+        <w:rFonts w:ascii="Wingdings" w:hAnsi="Wingdings" w:hint="default"/>
+        <w:sz w:val="20"/>
+      </w:rPr>
+    </w:lvl>
+    <w:lvl w:ilvl="5" w:tentative="1">
+      <w:start w:val="1"/>
+      <w:numFmt w:val="bullet"/>
+      <w:lvlText w:val=""/>
+      <w:lvlJc w:val="left"/>
+      <w:pPr>
+        <w:tabs>
+          <w:tab w:val="num" w:pos="4320"/>
+        </w:tabs>
+        <w:ind w:left="4320" w:hanging="360"/>
+      </w:pPr>
+      <w:rPr>
+        <w:rFonts w:ascii="Wingdings" w:hAnsi="Wingdings" w:hint="default"/>
+        <w:sz w:val="20"/>
+      </w:rPr>
+    </w:lvl>
+    <w:lvl w:ilvl="6" w:tentative="1">
+      <w:start w:val="1"/>
+      <w:numFmt w:val="bullet"/>
+      <w:lvlText w:val=""/>
+      <w:lvlJc w:val="left"/>
+      <w:pPr>
+        <w:tabs>
+          <w:tab w:val="num" w:pos="5040"/>
+        </w:tabs>
+        <w:ind w:left="5040" w:hanging="360"/>
+      </w:pPr>
+      <w:rPr>
+        <w:rFonts w:ascii="Wingdings" w:hAnsi="Wingdings" w:hint="default"/>
+        <w:sz w:val="20"/>
+      </w:rPr>
+    </w:lvl>
+    <w:lvl w:ilvl="7" w:tentative="1">
+      <w:start w:val="1"/>
+      <w:numFmt w:val="bullet"/>
+      <w:lvlText w:val=""/>
+      <w:lvlJc w:val="left"/>
+      <w:pPr>
+        <w:tabs>
+          <w:tab w:val="num" w:pos="5760"/>
+        </w:tabs>
+        <w:ind w:left="5760" w:hanging="360"/>
+      </w:pPr>
+      <w:rPr>
+        <w:rFonts w:ascii="Wingdings" w:hAnsi="Wingdings" w:hint="default"/>
+        <w:sz w:val="20"/>
+      </w:rPr>
+    </w:lvl>
+    <w:lvl w:ilvl="8" w:tentative="1">
+      <w:start w:val="1"/>
+      <w:numFmt w:val="bullet"/>
+      <w:lvlText w:val=""/>
+      <w:lvlJc w:val="left"/>
+      <w:pPr>
+        <w:tabs>
+          <w:tab w:val="num" w:pos="6480"/>
+        </w:tabs>
+        <w:ind w:left="6480" w:hanging="360"/>
+      </w:pPr>
+      <w:rPr>
+        <w:rFonts w:ascii="Wingdings" w:hAnsi="Wingdings" w:hint="default"/>
+        <w:sz w:val="20"/>
+      </w:rPr>
+    </w:lvl>
+  </w:abstractNum>
+  <w:num w:numId="1" w16cid:durableId="315648114">
+    <w:abstractNumId w:val="1"/>
+  </w:num>
+  <w:num w:numId="2" w16cid:durableId="547911058">
+    <w:abstractNumId w:val="0"/>
+  </w:num>
+</w:numbering>
 </file>
 
 <file path=word/styles.xml><?xml version="1.0" encoding="utf-8"?>

--- a/DOCS_DA_CONVERTIRE/psontuoso_it.docx
+++ b/DOCS_DA_CONVERTIRE/psontuoso_it.docx
@@ -291,6 +291,12 @@
           <w:noProof/>
         </w:rPr>
         <w:t>Bonaccorsi</w:t>
+      </w:r>
+      <w:r>
+        <w:rPr>
+          <w:noProof/>
+        </w:rPr>
+        <w:t>.jpg</w:t>
       </w:r>
       <w:r>
         <w:rPr>
@@ -1499,6 +1505,7 @@
   <w:style w:type="character" w:default="1" w:styleId="Carpredefinitoparagrafo">
     <w:name w:val="Default Paragraph Font"/>
     <w:uiPriority w:val="1"/>
+    <w:semiHidden/>
     <w:unhideWhenUsed/>
   </w:style>
   <w:style w:type="table" w:default="1" w:styleId="Tabellanormale">
